--- a/Laptops/1.1- Current and Votage.docx
+++ b/Laptops/1.1- Current and Votage.docx
@@ -1,6 +1,6 @@
 
 <file path=word/document.xml><?xml version="1.0" encoding="utf-8"?>
-<w:document xmlns:wpc="http://schemas.microsoft.com/office/word/2010/wordprocessingCanvas" xmlns:cx="http://schemas.microsoft.com/office/drawing/2014/chartex" xmlns:cx1="http://schemas.microsoft.com/office/drawing/2015/9/8/chartex" xmlns:cx2="http://schemas.microsoft.com/office/drawing/2015/10/21/chartex" xmlns:cx3="http://schemas.microsoft.com/office/drawing/2016/5/9/chartex" xmlns:cx4="http://schemas.microsoft.com/office/drawing/2016/5/10/chartex" xmlns:cx5="http://schemas.microsoft.com/office/drawing/2016/5/11/chartex" xmlns:cx6="http://schemas.microsoft.com/office/drawing/2016/5/12/chartex" xmlns:cx7="http://schemas.microsoft.com/office/drawing/2016/5/13/chartex" xmlns:cx8="http://schemas.microsoft.com/office/drawing/2016/5/14/chartex" xmlns:mc="http://schemas.openxmlformats.org/markup-compatibility/2006" xmlns:aink="http://schemas.microsoft.com/office/drawing/2016/ink" xmlns:am3d="http://schemas.microsoft.com/office/drawing/2017/model3d" xmlns:o="urn:schemas-microsoft-com:office:office" xmlns:oel="http://schemas.microsoft.com/office/2019/extlst" xmlns:r="http://schemas.openxmlformats.org/officeDocument/2006/relationships" xmlns:m="http://schemas.openxmlformats.org/officeDocument/2006/math" xmlns:v="urn:schemas-microsoft-com:vml" xmlns:wp14="http://schemas.microsoft.com/office/word/2010/wordprocessingDrawing" xmlns:wp="http://schemas.openxmlformats.org/drawingml/2006/wordprocessingDrawing" xmlns:w10="urn:schemas-microsoft-com:office:word" xmlns:w="http://schemas.openxmlformats.org/wordprocessingml/2006/main" xmlns:w14="http://schemas.microsoft.com/office/word/2010/wordml" xmlns:w15="http://schemas.microsoft.com/office/word/2012/wordml" xmlns:w16cex="http://schemas.microsoft.com/office/word/2018/wordml/cex" xmlns:w16cid="http://schemas.microsoft.com/office/word/2016/wordml/cid" xmlns:w16="http://schemas.microsoft.com/office/word/2018/wordml" xmlns:w16sdtdh="http://schemas.microsoft.com/office/word/2020/wordml/sdtdatahash" xmlns:w16se="http://schemas.microsoft.com/office/word/2015/wordml/symex" xmlns:wpg="http://schemas.microsoft.com/office/word/2010/wordprocessingGroup" xmlns:wpi="http://schemas.microsoft.com/office/word/2010/wordprocessingInk" xmlns:wne="http://schemas.microsoft.com/office/word/2006/wordml" xmlns:wps="http://schemas.microsoft.com/office/word/2010/wordprocessingShape" mc:Ignorable="w14 w15 w16se w16cid w16 w16cex w16sdtdh wp14">
+<w:document xmlns:wpc="http://schemas.microsoft.com/office/word/2010/wordprocessingCanvas" xmlns:cx="http://schemas.microsoft.com/office/drawing/2014/chartex" xmlns:cx1="http://schemas.microsoft.com/office/drawing/2015/9/8/chartex" xmlns:cx2="http://schemas.microsoft.com/office/drawing/2015/10/21/chartex" xmlns:cx3="http://schemas.microsoft.com/office/drawing/2016/5/9/chartex" xmlns:cx4="http://schemas.microsoft.com/office/drawing/2016/5/10/chartex" xmlns:cx5="http://schemas.microsoft.com/office/drawing/2016/5/11/chartex" xmlns:cx6="http://schemas.microsoft.com/office/drawing/2016/5/12/chartex" xmlns:cx7="http://schemas.microsoft.com/office/drawing/2016/5/13/chartex" xmlns:cx8="http://schemas.microsoft.com/office/drawing/2016/5/14/chartex" xmlns:mc="http://schemas.openxmlformats.org/markup-compatibility/2006" xmlns:aink="http://schemas.microsoft.com/office/drawing/2016/ink" xmlns:am3d="http://schemas.microsoft.com/office/drawing/2017/model3d" xmlns:o="urn:schemas-microsoft-com:office:office" xmlns:r="http://schemas.openxmlformats.org/officeDocument/2006/relationships" xmlns:m="http://schemas.openxmlformats.org/officeDocument/2006/math" xmlns:v="urn:schemas-microsoft-com:vml" xmlns:wp14="http://schemas.microsoft.com/office/word/2010/wordprocessingDrawing" xmlns:wp="http://schemas.openxmlformats.org/drawingml/2006/wordprocessingDrawing" xmlns:w10="urn:schemas-microsoft-com:office:word" xmlns:w="http://schemas.openxmlformats.org/wordprocessingml/2006/main" xmlns:w14="http://schemas.microsoft.com/office/word/2010/wordml" xmlns:w15="http://schemas.microsoft.com/office/word/2012/wordml" xmlns:w16cex="http://schemas.microsoft.com/office/word/2018/wordml/cex" xmlns:w16cid="http://schemas.microsoft.com/office/word/2016/wordml/cid" xmlns:w16="http://schemas.microsoft.com/office/word/2018/wordml" xmlns:w16sdtdh="http://schemas.microsoft.com/office/word/2020/wordml/sdtdatahash" xmlns:w16se="http://schemas.microsoft.com/office/word/2015/wordml/symex" xmlns:wpg="http://schemas.microsoft.com/office/word/2010/wordprocessingGroup" xmlns:wpi="http://schemas.microsoft.com/office/word/2010/wordprocessingInk" xmlns:wne="http://schemas.microsoft.com/office/word/2006/wordml" xmlns:wps="http://schemas.microsoft.com/office/word/2010/wordprocessingShape" mc:Ignorable="w14 w15 w16se w16cid w16 w16cex w16sdtdh wp14">
   <w:body>
     <w:p>
       <w:pPr>
@@ -58,14 +58,14 @@
           <w:b/>
           <w:bCs/>
         </w:rPr>
-        <w:t>⃣</w:t>
-      </w:r>
-      <w:r>
-        <w:rPr>
-          <w:b/>
-          <w:bCs/>
-        </w:rPr>
-        <w:t xml:space="preserve"> Definition</w:t>
+        <w:t xml:space="preserve"> </w:t>
+      </w:r>
+      <w:r>
+        <w:rPr>
+          <w:b/>
+          <w:bCs/>
+        </w:rPr>
+        <w:t>Definition</w:t>
       </w:r>
     </w:p>
     <w:p>
@@ -74,16 +74,35 @@
           <w:ilvl w:val="0"/>
           <w:numId w:val="1"/>
         </w:numPr>
-      </w:pPr>
-      <w:r>
-        <w:rPr>
-          <w:b/>
-          <w:bCs/>
+        <w:rPr>
+          <w:highlight w:val="yellow"/>
+        </w:rPr>
+      </w:pPr>
+      <w:r>
+        <w:rPr>
+          <w:b/>
+          <w:bCs/>
+          <w:highlight w:val="yellow"/>
         </w:rPr>
         <w:t>Voltage (V)</w:t>
       </w:r>
       <w:r>
-        <w:t xml:space="preserve"> = force / pressure jo current ko push karta hai.</w:t>
+        <w:rPr>
+          <w:highlight w:val="yellow"/>
+        </w:rPr>
+        <w:t xml:space="preserve"> = </w:t>
+      </w:r>
+      <w:r>
+        <w:rPr>
+          <w:highlight w:val="yellow"/>
+        </w:rPr>
+        <w:t>force/pressure</w:t>
+      </w:r>
+      <w:r>
+        <w:rPr>
+          <w:highlight w:val="yellow"/>
+        </w:rPr>
+        <w:t xml:space="preserve"> jo current ko push karta hai.</w:t>
       </w:r>
     </w:p>
     <w:p>
@@ -169,14 +188,14 @@
           <w:b/>
           <w:bCs/>
         </w:rPr>
-        <w:t>⃣</w:t>
-      </w:r>
-      <w:r>
-        <w:rPr>
-          <w:b/>
-          <w:bCs/>
-        </w:rPr>
-        <w:t xml:space="preserve"> Use Case with Formula &amp; Example</w:t>
+        <w:t xml:space="preserve"> </w:t>
+      </w:r>
+      <w:r>
+        <w:rPr>
+          <w:b/>
+          <w:bCs/>
+        </w:rPr>
+        <w:t>Use Case with Formula &amp; Example</w:t>
       </w:r>
     </w:p>
     <w:p>
@@ -247,7 +266,7 @@
     </w:p>
     <w:p>
       <w:r>
-        <w:t xml:space="preserve">I=10/5=2AI = 10 / 5 = 2AI=10/5=2A </w:t>
+        <w:t xml:space="preserve">I=10/5=2A </w:t>
       </w:r>
     </w:p>
     <w:p>
@@ -305,7 +324,7 @@
 </file>
 
 <file path=word/numbering.xml><?xml version="1.0" encoding="utf-8"?>
-<w:numbering xmlns:wpc="http://schemas.microsoft.com/office/word/2010/wordprocessingCanvas" xmlns:cx="http://schemas.microsoft.com/office/drawing/2014/chartex" xmlns:cx1="http://schemas.microsoft.com/office/drawing/2015/9/8/chartex" xmlns:cx2="http://schemas.microsoft.com/office/drawing/2015/10/21/chartex" xmlns:cx3="http://schemas.microsoft.com/office/drawing/2016/5/9/chartex" xmlns:cx4="http://schemas.microsoft.com/office/drawing/2016/5/10/chartex" xmlns:cx5="http://schemas.microsoft.com/office/drawing/2016/5/11/chartex" xmlns:cx6="http://schemas.microsoft.com/office/drawing/2016/5/12/chartex" xmlns:cx7="http://schemas.microsoft.com/office/drawing/2016/5/13/chartex" xmlns:cx8="http://schemas.microsoft.com/office/drawing/2016/5/14/chartex" xmlns:mc="http://schemas.openxmlformats.org/markup-compatibility/2006" xmlns:aink="http://schemas.microsoft.com/office/drawing/2016/ink" xmlns:am3d="http://schemas.microsoft.com/office/drawing/2017/model3d" xmlns:o="urn:schemas-microsoft-com:office:office" xmlns:oel="http://schemas.microsoft.com/office/2019/extlst" xmlns:r="http://schemas.openxmlformats.org/officeDocument/2006/relationships" xmlns:m="http://schemas.openxmlformats.org/officeDocument/2006/math" xmlns:v="urn:schemas-microsoft-com:vml" xmlns:wp14="http://schemas.microsoft.com/office/word/2010/wordprocessingDrawing" xmlns:wp="http://schemas.openxmlformats.org/drawingml/2006/wordprocessingDrawing" xmlns:w10="urn:schemas-microsoft-com:office:word" xmlns:w="http://schemas.openxmlformats.org/wordprocessingml/2006/main" xmlns:w14="http://schemas.microsoft.com/office/word/2010/wordml" xmlns:w15="http://schemas.microsoft.com/office/word/2012/wordml" xmlns:w16cex="http://schemas.microsoft.com/office/word/2018/wordml/cex" xmlns:w16cid="http://schemas.microsoft.com/office/word/2016/wordml/cid" xmlns:w16="http://schemas.microsoft.com/office/word/2018/wordml" xmlns:w16sdtdh="http://schemas.microsoft.com/office/word/2020/wordml/sdtdatahash" xmlns:w16se="http://schemas.microsoft.com/office/word/2015/wordml/symex" xmlns:wpg="http://schemas.microsoft.com/office/word/2010/wordprocessingGroup" xmlns:wpi="http://schemas.microsoft.com/office/word/2010/wordprocessingInk" xmlns:wne="http://schemas.microsoft.com/office/word/2006/wordml" xmlns:wps="http://schemas.microsoft.com/office/word/2010/wordprocessingShape" mc:Ignorable="w14 w15 w16se w16cid w16 w16cex w16sdtdh wp14">
+<w:numbering xmlns:wpc="http://schemas.microsoft.com/office/word/2010/wordprocessingCanvas" xmlns:cx="http://schemas.microsoft.com/office/drawing/2014/chartex" xmlns:cx1="http://schemas.microsoft.com/office/drawing/2015/9/8/chartex" xmlns:cx2="http://schemas.microsoft.com/office/drawing/2015/10/21/chartex" xmlns:cx3="http://schemas.microsoft.com/office/drawing/2016/5/9/chartex" xmlns:cx4="http://schemas.microsoft.com/office/drawing/2016/5/10/chartex" xmlns:cx5="http://schemas.microsoft.com/office/drawing/2016/5/11/chartex" xmlns:cx6="http://schemas.microsoft.com/office/drawing/2016/5/12/chartex" xmlns:cx7="http://schemas.microsoft.com/office/drawing/2016/5/13/chartex" xmlns:cx8="http://schemas.microsoft.com/office/drawing/2016/5/14/chartex" xmlns:mc="http://schemas.openxmlformats.org/markup-compatibility/2006" xmlns:aink="http://schemas.microsoft.com/office/drawing/2016/ink" xmlns:am3d="http://schemas.microsoft.com/office/drawing/2017/model3d" xmlns:o="urn:schemas-microsoft-com:office:office" xmlns:r="http://schemas.openxmlformats.org/officeDocument/2006/relationships" xmlns:m="http://schemas.openxmlformats.org/officeDocument/2006/math" xmlns:v="urn:schemas-microsoft-com:vml" xmlns:wp14="http://schemas.microsoft.com/office/word/2010/wordprocessingDrawing" xmlns:wp="http://schemas.openxmlformats.org/drawingml/2006/wordprocessingDrawing" xmlns:w10="urn:schemas-microsoft-com:office:word" xmlns:w="http://schemas.openxmlformats.org/wordprocessingml/2006/main" xmlns:w14="http://schemas.microsoft.com/office/word/2010/wordml" xmlns:w15="http://schemas.microsoft.com/office/word/2012/wordml" xmlns:w16cex="http://schemas.microsoft.com/office/word/2018/wordml/cex" xmlns:w16cid="http://schemas.microsoft.com/office/word/2016/wordml/cid" xmlns:w16="http://schemas.microsoft.com/office/word/2018/wordml" xmlns:w16sdtdh="http://schemas.microsoft.com/office/word/2020/wordml/sdtdatahash" xmlns:w16se="http://schemas.microsoft.com/office/word/2015/wordml/symex" xmlns:wpg="http://schemas.microsoft.com/office/word/2010/wordprocessingGroup" xmlns:wpi="http://schemas.microsoft.com/office/word/2010/wordprocessingInk" xmlns:wne="http://schemas.microsoft.com/office/word/2006/wordml" xmlns:wps="http://schemas.microsoft.com/office/word/2010/wordprocessingShape" mc:Ignorable="w14 w15 w16se w16cid w16 w16cex w16sdtdh wp14">
   <w:abstractNum w:abstractNumId="0" w15:restartNumberingAfterBreak="0">
     <w:nsid w:val="4035002D"/>
     <w:multiLevelType w:val="multilevel"/>
@@ -604,10 +623,10 @@
       </w:rPr>
     </w:lvl>
   </w:abstractNum>
-  <w:num w:numId="1" w16cid:durableId="1449080935">
+  <w:num w:numId="1">
     <w:abstractNumId w:val="1"/>
   </w:num>
-  <w:num w:numId="2" w16cid:durableId="555356825">
+  <w:num w:numId="2">
     <w:abstractNumId w:val="0"/>
   </w:num>
 </w:numbering>
@@ -1214,6 +1233,7 @@
   <w:style w:type="character" w:default="1" w:styleId="DefaultParagraphFont">
     <w:name w:val="Default Paragraph Font"/>
     <w:uiPriority w:val="1"/>
+    <w:semiHidden/>
     <w:unhideWhenUsed/>
   </w:style>
   <w:style w:type="table" w:default="1" w:styleId="TableNormal">

--- a/Laptops/1.1- Current and Votage.docx
+++ b/Laptops/1.1- Current and Votage.docx
@@ -1,6 +1,6 @@
 
 <file path=word/document.xml><?xml version="1.0" encoding="utf-8"?>
-<w:document xmlns:wpc="http://schemas.microsoft.com/office/word/2010/wordprocessingCanvas" xmlns:cx="http://schemas.microsoft.com/office/drawing/2014/chartex" xmlns:cx1="http://schemas.microsoft.com/office/drawing/2015/9/8/chartex" xmlns:cx2="http://schemas.microsoft.com/office/drawing/2015/10/21/chartex" xmlns:cx3="http://schemas.microsoft.com/office/drawing/2016/5/9/chartex" xmlns:cx4="http://schemas.microsoft.com/office/drawing/2016/5/10/chartex" xmlns:cx5="http://schemas.microsoft.com/office/drawing/2016/5/11/chartex" xmlns:cx6="http://schemas.microsoft.com/office/drawing/2016/5/12/chartex" xmlns:cx7="http://schemas.microsoft.com/office/drawing/2016/5/13/chartex" xmlns:cx8="http://schemas.microsoft.com/office/drawing/2016/5/14/chartex" xmlns:mc="http://schemas.openxmlformats.org/markup-compatibility/2006" xmlns:aink="http://schemas.microsoft.com/office/drawing/2016/ink" xmlns:am3d="http://schemas.microsoft.com/office/drawing/2017/model3d" xmlns:o="urn:schemas-microsoft-com:office:office" xmlns:r="http://schemas.openxmlformats.org/officeDocument/2006/relationships" xmlns:m="http://schemas.openxmlformats.org/officeDocument/2006/math" xmlns:v="urn:schemas-microsoft-com:vml" xmlns:wp14="http://schemas.microsoft.com/office/word/2010/wordprocessingDrawing" xmlns:wp="http://schemas.openxmlformats.org/drawingml/2006/wordprocessingDrawing" xmlns:w10="urn:schemas-microsoft-com:office:word" xmlns:w="http://schemas.openxmlformats.org/wordprocessingml/2006/main" xmlns:w14="http://schemas.microsoft.com/office/word/2010/wordml" xmlns:w15="http://schemas.microsoft.com/office/word/2012/wordml" xmlns:w16cex="http://schemas.microsoft.com/office/word/2018/wordml/cex" xmlns:w16cid="http://schemas.microsoft.com/office/word/2016/wordml/cid" xmlns:w16="http://schemas.microsoft.com/office/word/2018/wordml" xmlns:w16sdtdh="http://schemas.microsoft.com/office/word/2020/wordml/sdtdatahash" xmlns:w16se="http://schemas.microsoft.com/office/word/2015/wordml/symex" xmlns:wpg="http://schemas.microsoft.com/office/word/2010/wordprocessingGroup" xmlns:wpi="http://schemas.microsoft.com/office/word/2010/wordprocessingInk" xmlns:wne="http://schemas.microsoft.com/office/word/2006/wordml" xmlns:wps="http://schemas.microsoft.com/office/word/2010/wordprocessingShape" mc:Ignorable="w14 w15 w16se w16cid w16 w16cex w16sdtdh wp14">
+<w:document xmlns:wpc="http://schemas.microsoft.com/office/word/2010/wordprocessingCanvas" xmlns:cx="http://schemas.microsoft.com/office/drawing/2014/chartex" xmlns:cx1="http://schemas.microsoft.com/office/drawing/2015/9/8/chartex" xmlns:cx2="http://schemas.microsoft.com/office/drawing/2015/10/21/chartex" xmlns:cx3="http://schemas.microsoft.com/office/drawing/2016/5/9/chartex" xmlns:cx4="http://schemas.microsoft.com/office/drawing/2016/5/10/chartex" xmlns:cx5="http://schemas.microsoft.com/office/drawing/2016/5/11/chartex" xmlns:cx6="http://schemas.microsoft.com/office/drawing/2016/5/12/chartex" xmlns:cx7="http://schemas.microsoft.com/office/drawing/2016/5/13/chartex" xmlns:cx8="http://schemas.microsoft.com/office/drawing/2016/5/14/chartex" xmlns:mc="http://schemas.openxmlformats.org/markup-compatibility/2006" xmlns:aink="http://schemas.microsoft.com/office/drawing/2016/ink" xmlns:am3d="http://schemas.microsoft.com/office/drawing/2017/model3d" xmlns:o="urn:schemas-microsoft-com:office:office" xmlns:oel="http://schemas.microsoft.com/office/2019/extlst" xmlns:r="http://schemas.openxmlformats.org/officeDocument/2006/relationships" xmlns:m="http://schemas.openxmlformats.org/officeDocument/2006/math" xmlns:v="urn:schemas-microsoft-com:vml" xmlns:wp14="http://schemas.microsoft.com/office/word/2010/wordprocessingDrawing" xmlns:wp="http://schemas.openxmlformats.org/drawingml/2006/wordprocessingDrawing" xmlns:w10="urn:schemas-microsoft-com:office:word" xmlns:w="http://schemas.openxmlformats.org/wordprocessingml/2006/main" xmlns:w14="http://schemas.microsoft.com/office/word/2010/wordml" xmlns:w15="http://schemas.microsoft.com/office/word/2012/wordml" xmlns:w16cex="http://schemas.microsoft.com/office/word/2018/wordml/cex" xmlns:w16cid="http://schemas.microsoft.com/office/word/2016/wordml/cid" xmlns:w16="http://schemas.microsoft.com/office/word/2018/wordml" xmlns:w16sdtdh="http://schemas.microsoft.com/office/word/2020/wordml/sdtdatahash" xmlns:w16se="http://schemas.microsoft.com/office/word/2015/wordml/symex" xmlns:wpg="http://schemas.microsoft.com/office/word/2010/wordprocessingGroup" xmlns:wpi="http://schemas.microsoft.com/office/word/2010/wordprocessingInk" xmlns:wne="http://schemas.microsoft.com/office/word/2006/wordml" xmlns:wps="http://schemas.microsoft.com/office/word/2010/wordprocessingShape" mc:Ignorable="w14 w15 w16se w16cid w16 w16cex w16sdtdh wp14">
   <w:body>
     <w:p>
       <w:pPr>
@@ -94,15 +94,23 @@
       </w:r>
       <w:r>
         <w:rPr>
+          <w:b/>
+          <w:bCs/>
+          <w:highlight w:val="green"/>
+        </w:rPr>
+        <w:t>force/pressure</w:t>
+      </w:r>
+      <w:r>
+        <w:rPr>
+          <w:highlight w:val="green"/>
+        </w:rPr>
+        <w:t xml:space="preserve"> </w:t>
+      </w:r>
+      <w:r>
+        <w:rPr>
           <w:highlight w:val="yellow"/>
         </w:rPr>
-        <w:t>force/pressure</w:t>
-      </w:r>
-      <w:r>
-        <w:rPr>
-          <w:highlight w:val="yellow"/>
-        </w:rPr>
-        <w:t xml:space="preserve"> jo current ko push karta hai.</w:t>
+        <w:t>jo current ko push karta hai.</w:t>
       </w:r>
     </w:p>
     <w:p>
@@ -324,7 +332,7 @@
 </file>
 
 <file path=word/numbering.xml><?xml version="1.0" encoding="utf-8"?>
-<w:numbering xmlns:wpc="http://schemas.microsoft.com/office/word/2010/wordprocessingCanvas" xmlns:cx="http://schemas.microsoft.com/office/drawing/2014/chartex" xmlns:cx1="http://schemas.microsoft.com/office/drawing/2015/9/8/chartex" xmlns:cx2="http://schemas.microsoft.com/office/drawing/2015/10/21/chartex" xmlns:cx3="http://schemas.microsoft.com/office/drawing/2016/5/9/chartex" xmlns:cx4="http://schemas.microsoft.com/office/drawing/2016/5/10/chartex" xmlns:cx5="http://schemas.microsoft.com/office/drawing/2016/5/11/chartex" xmlns:cx6="http://schemas.microsoft.com/office/drawing/2016/5/12/chartex" xmlns:cx7="http://schemas.microsoft.com/office/drawing/2016/5/13/chartex" xmlns:cx8="http://schemas.microsoft.com/office/drawing/2016/5/14/chartex" xmlns:mc="http://schemas.openxmlformats.org/markup-compatibility/2006" xmlns:aink="http://schemas.microsoft.com/office/drawing/2016/ink" xmlns:am3d="http://schemas.microsoft.com/office/drawing/2017/model3d" xmlns:o="urn:schemas-microsoft-com:office:office" xmlns:r="http://schemas.openxmlformats.org/officeDocument/2006/relationships" xmlns:m="http://schemas.openxmlformats.org/officeDocument/2006/math" xmlns:v="urn:schemas-microsoft-com:vml" xmlns:wp14="http://schemas.microsoft.com/office/word/2010/wordprocessingDrawing" xmlns:wp="http://schemas.openxmlformats.org/drawingml/2006/wordprocessingDrawing" xmlns:w10="urn:schemas-microsoft-com:office:word" xmlns:w="http://schemas.openxmlformats.org/wordprocessingml/2006/main" xmlns:w14="http://schemas.microsoft.com/office/word/2010/wordml" xmlns:w15="http://schemas.microsoft.com/office/word/2012/wordml" xmlns:w16cex="http://schemas.microsoft.com/office/word/2018/wordml/cex" xmlns:w16cid="http://schemas.microsoft.com/office/word/2016/wordml/cid" xmlns:w16="http://schemas.microsoft.com/office/word/2018/wordml" xmlns:w16sdtdh="http://schemas.microsoft.com/office/word/2020/wordml/sdtdatahash" xmlns:w16se="http://schemas.microsoft.com/office/word/2015/wordml/symex" xmlns:wpg="http://schemas.microsoft.com/office/word/2010/wordprocessingGroup" xmlns:wpi="http://schemas.microsoft.com/office/word/2010/wordprocessingInk" xmlns:wne="http://schemas.microsoft.com/office/word/2006/wordml" xmlns:wps="http://schemas.microsoft.com/office/word/2010/wordprocessingShape" mc:Ignorable="w14 w15 w16se w16cid w16 w16cex w16sdtdh wp14">
+<w:numbering xmlns:wpc="http://schemas.microsoft.com/office/word/2010/wordprocessingCanvas" xmlns:cx="http://schemas.microsoft.com/office/drawing/2014/chartex" xmlns:cx1="http://schemas.microsoft.com/office/drawing/2015/9/8/chartex" xmlns:cx2="http://schemas.microsoft.com/office/drawing/2015/10/21/chartex" xmlns:cx3="http://schemas.microsoft.com/office/drawing/2016/5/9/chartex" xmlns:cx4="http://schemas.microsoft.com/office/drawing/2016/5/10/chartex" xmlns:cx5="http://schemas.microsoft.com/office/drawing/2016/5/11/chartex" xmlns:cx6="http://schemas.microsoft.com/office/drawing/2016/5/12/chartex" xmlns:cx7="http://schemas.microsoft.com/office/drawing/2016/5/13/chartex" xmlns:cx8="http://schemas.microsoft.com/office/drawing/2016/5/14/chartex" xmlns:mc="http://schemas.openxmlformats.org/markup-compatibility/2006" xmlns:aink="http://schemas.microsoft.com/office/drawing/2016/ink" xmlns:am3d="http://schemas.microsoft.com/office/drawing/2017/model3d" xmlns:o="urn:schemas-microsoft-com:office:office" xmlns:oel="http://schemas.microsoft.com/office/2019/extlst" xmlns:r="http://schemas.openxmlformats.org/officeDocument/2006/relationships" xmlns:m="http://schemas.openxmlformats.org/officeDocument/2006/math" xmlns:v="urn:schemas-microsoft-com:vml" xmlns:wp14="http://schemas.microsoft.com/office/word/2010/wordprocessingDrawing" xmlns:wp="http://schemas.openxmlformats.org/drawingml/2006/wordprocessingDrawing" xmlns:w10="urn:schemas-microsoft-com:office:word" xmlns:w="http://schemas.openxmlformats.org/wordprocessingml/2006/main" xmlns:w14="http://schemas.microsoft.com/office/word/2010/wordml" xmlns:w15="http://schemas.microsoft.com/office/word/2012/wordml" xmlns:w16cex="http://schemas.microsoft.com/office/word/2018/wordml/cex" xmlns:w16cid="http://schemas.microsoft.com/office/word/2016/wordml/cid" xmlns:w16="http://schemas.microsoft.com/office/word/2018/wordml" xmlns:w16sdtdh="http://schemas.microsoft.com/office/word/2020/wordml/sdtdatahash" xmlns:w16se="http://schemas.microsoft.com/office/word/2015/wordml/symex" xmlns:wpg="http://schemas.microsoft.com/office/word/2010/wordprocessingGroup" xmlns:wpi="http://schemas.microsoft.com/office/word/2010/wordprocessingInk" xmlns:wne="http://schemas.microsoft.com/office/word/2006/wordml" xmlns:wps="http://schemas.microsoft.com/office/word/2010/wordprocessingShape" mc:Ignorable="w14 w15 w16se w16cid w16 w16cex w16sdtdh wp14">
   <w:abstractNum w:abstractNumId="0" w15:restartNumberingAfterBreak="0">
     <w:nsid w:val="4035002D"/>
     <w:multiLevelType w:val="multilevel"/>
@@ -623,10 +631,10 @@
       </w:rPr>
     </w:lvl>
   </w:abstractNum>
-  <w:num w:numId="1">
+  <w:num w:numId="1" w16cid:durableId="540289474">
     <w:abstractNumId w:val="1"/>
   </w:num>
-  <w:num w:numId="2">
+  <w:num w:numId="2" w16cid:durableId="1403987018">
     <w:abstractNumId w:val="0"/>
   </w:num>
 </w:numbering>
